--- a/sources/10장/word_test/신입사원교육_길동.docx
+++ b/sources/10장/word_test/신입사원교육_길동.docx
@@ -8,17 +8,17 @@
         <w:jc w:val="center"/>
       </w:pPr>
       <w:r>
-        <w:t>신입사원 교육 정보입니다.</w:t>
+        <w:t>신입 사원 교육 정보입니다.</w:t>
       </w:r>
     </w:p>
     <w:p>
       <w:r>
-        <w:t xml:space="preserve">안녕하세요 길동 님, </w:t>
+        <w:t>안녕하세요 길동 님,</w:t>
       </w:r>
     </w:p>
     <w:p>
       <w:r>
-        <w:t>쌤즈에 입사하신 것을 환영합니다.</w:t>
+        <w:t>루비페이퍼에 입사하신 것을 환영합니다.</w:t>
       </w:r>
     </w:p>
     <w:p>
@@ -52,7 +52,7 @@
       <w:r>
         <w:t xml:space="preserve">감사합니다. </w:t>
         <w:br/>
-        <w:t xml:space="preserve"> 주식회사 쌤즈 인사팀</w:t>
+        <w:t xml:space="preserve"> 루비페이퍼 인사팀</w:t>
       </w:r>
     </w:p>
     <w:sectPr>
